--- a/Science Books/Physics/Volume overview/36 - Chaos - When Simple Laws Produce Completely Unpredictable Worlds.docx
+++ b/Science Books/Physics/Volume overview/36 - Chaos - When Simple Laws Produce Completely Unpredictable Worlds.docx
@@ -151,7 +151,7 @@
         <w:jc w:val="both"/>
       </w:pPr>
       <w:r>
-        <w:t xml:space="preserve">The problem was that you never knew the starting point perfectly.</w:t>
+        <w:t>The problem was that you never knew the starting point exactly.</w:t>
       </w:r>
     </w:p>
     <w:p>
@@ -487,7 +487,7 @@
         <w:jc w:val="both"/>
       </w:pPr>
       <w:r>
-        <w:t>We can now rescue the butterfly. Its wingbeat does not automatically create a hurricane. The point is that atmospheric dynamics can amplify small differences. The butterfly is one possible tiny disturbance among countless others.</w:t>
+        <w:t>We can now rescue the butterfly. Its wingbeat does not automatically create a hurricane. The point is that atmospheric dynamics can amplify small differences. The butterfly is one possible minuscule disturbance among countless others.</w:t>
       </w:r>
     </w:p>
     <w:p>

--- a/Science Books/Physics/Volume overview/36 - Chaos - When Simple Laws Produce Completely Unpredictable Worlds.docx
+++ b/Science Books/Physics/Volume overview/36 - Chaos - When Simple Laws Produce Completely Unpredictable Worlds.docx
@@ -9,7 +9,7 @@
         <w:jc w:val="center"/>
       </w:pPr>
       <w:r>
-        <w:t>Science for Everyone</w:t>
+        <w:t>Physics, Actually</w:t>
       </w:r>
     </w:p>
     <w:p>
